--- a/docs/capacitacion/guion youtube/video-2-que-son-las-imagenes-natural.docx
+++ b/docs/capacitacion/guion youtube/video-2-que-son-las-imagenes-natural.docx
@@ -48,7 +48,7 @@
     </w:p>
     <w:p>
       <w:r>
-        <w:t>En el video anterior vimos el problema: contar y medir a mano es lento y cambia según quién lo haga. Para resolverlo, hay que empezar por lo básico. La primera pregunta que nos vamos a hacer es: ¿qué son las imágenes?</w:t>
+        <w:t>En el video anterior vimos el problema: el conteo y la medición hechos a mano consumen mucho tiempo y varían de una persona a otra. Para resolverlo, hay que empezar por lo básico. La primera pregunta que nos vamos a hacer es: ¿qué son las imágenes?</w:t>
       </w:r>
     </w:p>
     <w:p>
@@ -84,7 +84,7 @@
     </w:p>
     <w:p>
       <w:r>
-        <w:t>Para la computadora, una imagen es, o sea, una tabla de números. Cada cuadrito, cada píxel, guarda cuánta luz tiene. Una cuadrícula de cuadritos, y cada uno con su número. En una imagen en tonos de gris, ese número es el brillo. Va de cero, que es negro, a doscientos cincuenta y cinco, que es blanco. Los números de en medio son los grises. En una imagen a color no es un número sino tres: uno para el rojo, otro para el verde y otro para el azul. Con la mezcla de los tres sale el color de ese cuadrito.</w:t>
+        <w:t>Para la computadora, una imagen es, o sea, una tabla de números: una cuadrícula de cuadritos, los píxeles, y cada uno guarda cuánta luz tiene. En una imagen en tonos de gris, ese número es el brillo. Va de cero, que es negro, a doscientos cincuenta y cinco, que es blanco. Los números de en medio son los grises. En una imagen a color no es un número sino tres: uno para el rojo, otro para el verde y otro para el azul. Con la mezcla de los tres sale el color de ese cuadrito.</w:t>
       </w:r>
     </w:p>
     <w:p>
@@ -94,7 +94,7 @@
     </w:p>
     <w:p>
       <w:r>
-        <w:t>Una imagen grande, de las que usamos, mide por ejemplo mil setecientos noventa y dos píxeles de ancho por mil trescientos setenta y cuatro de alto. Hagan la cuenta: casi dos millones y medio de cuadritos, cada uno con su número. La computadora los maneja todos a la vez sin problema. A un ojo humano, en cambio, eso no le dice nada. Lo que nosotros vemos como células, la computadora lo ve como un mar de números.</w:t>
+        <w:t>Una imagen real de las nuestras tiene casi dos millones y medio de cuadritos, cada uno con su número. La computadora los maneja todos a la vez sin problema, pero a un ojo humano eso no le dice nada: lo que nosotros vemos como células, la computadora lo ve como un mar de números.</w:t>
       </w:r>
     </w:p>
     <w:p>
@@ -104,17 +104,12 @@
     </w:p>
     <w:p>
       <w:r>
-        <w:t>Y una idea más: la resolución. Mientras más píxeles tiene una imagen, más detalle puede guardar, porque cada cuadrito representa una zona más pequeña de lo que se fotografió. Con pocos píxeles, la imagen se ve pixelada al ampliarla, porque los cuadritos ya no alcanzan para describir la forma. Por eso a las imágenes del microscopio les conviene tener muchos píxeles: para que la forma de cada célula quede bien descrita.</w:t>
-      </w:r>
-    </w:p>
-    <w:p>
-      <w:r>
         <w:t>Pongámonos en el lugar de la computadora un momento. Ustedes miran una imagen y reconocen formas, bordes, colores, y casi sin esfuerzo saben qué es cada cosa. La computadora no recibe nada de eso. Recibe una lista ordenada de números y una indicación de cuántos hay por fila y cuántas filas son. Con eso reconstruye la cuadrícula.</w:t>
       </w:r>
     </w:p>
     <w:p>
       <w:r>
-        <w:t>Por eso se habla de una matriz. Una matriz es simplemente una tabla de números en filas y columnas, como una hoja de cálculo. Cada celda es un píxel, y su valor es lo que sabemos de ese punto. En la diapositiva ven un fragmento de siete por cinco, treinta y cinco celdas. Si pudiéramos ver la imagen completa así, serían casi dos millones y medio de celdas.</w:t>
+        <w:t>Por eso se habla de una matriz. Una matriz es simplemente una tabla de números en filas y columnas, como una hoja de cálculo. Cada celda es un píxel, y su valor es lo que sabemos de ese punto. En la diapositiva ven un fragmento de siete por cinco, treinta y cinco celdas.</w:t>
       </w:r>
     </w:p>
     <w:p>
@@ -349,12 +344,12 @@
     </w:p>
     <w:p>
       <w:r>
-        <w:t>En la diapositiva tengo la misma célula dos veces. A la izquierda, con el borde nítido. A la derecha, con el borde difuminado y con bloques raros, que es lo que pasa con la compresión. ¿Por qué importa? Porque si el borde se difumina, cambia el contorno. Si cambia el contorno, cambia el área. Y entonces cambian los números que nos interesan. El sitio acepta JPG, pero lo avisa. La recomendación es trabajar con los archivos originales del microscopio y evitar que pasen por aplicaciones de mensajería, que suelen comprimirlos sin que nos demos cuenta.</w:t>
+        <w:t>En la diapositiva tengo la misma célula dos veces. A la izquierda, con el borde nítido. A la derecha, con el borde difuminado y con bloques raros, que es lo que pasa con la compresión. ¿Por qué importa? Porque si el borde se difumina, cambia el contorno. Si cambia el contorno, cambia el área. Y entonces cambian los números que nos interesan.</w:t>
       </w:r>
     </w:p>
     <w:p>
       <w:r>
-        <w:t>Un dato para entender la diferencia: una imagen de las que usamos, guardada como BMP, pesa alrededor de siete megabytes, porque guarda todos sus píxeles sin comprimir. El mismo contenido en JPG puede pesar una fracción de eso, y ahí está el atractivo del JPG: ocupa menos. Pero ese ahorro se paga con fidelidad, y para medir, la fidelidad es justo lo que necesitamos.</w:t>
+        <w:t>Una imagen de las que usamos, guardada como BMP, pesa unos siete megabytes, como vimos hace un momento. El mismo contenido en JPG puede pesar una fracción de eso, y ahí está su atractivo: ocupa menos. Pero ese ahorro se paga con fidelidad, y para medir, la fidelidad es justo lo que necesitamos.</w:t>
       </w:r>
     </w:p>
     <w:p>
@@ -451,12 +446,12 @@
     </w:p>
     <w:p>
       <w:r>
-        <w:t>La última idea de esta parte es la escala. Una imagen sabe cuántos píxeles mide, pero no sabe cuántas micras es cada píxel, es decir, cuánto mide en la realidad. Los archivos no guardan esa información. Además, las imágenes pueden venir de distintos aumentos, por ejemplo de cuarenta X y de cien X, y cada aumento cambia lo que representa un píxel. Si queremos comparar imágenes entre sí, necesitamos ponerlas en la misma medida.</w:t>
+        <w:t>Para cerrar este bloque, la escala. Una imagen sabe cuántos píxeles mide, pero no cuántas micras es cada uno, porque los archivos no guardan ese dato. Y si queremos comparar imágenes entre sí, hay que ponerlas en una misma medida.</w:t>
       </w:r>
     </w:p>
     <w:p>
       <w:r>
-        <w:t>Por eso el sitio usa la misma escala en todas las imágenes, para estandarizar su tamaño. Esa escala es de sesenta píxeles por micra, y cada resultado dice qué escala se usó. La imagen marcada trae una regla de trescientos píxeles que equivalen a cinco micras. No voy a entrar hoy en cómo se define esa escala; eso lo vemos en la tercera sesión, cuando veamos cómo funciona el sistema.</w:t>
+        <w:t>Por eso el sitio aplica la misma escala a todas. Es de sesenta píxeles por micra, y cada resultado dice cuál se usó. La imagen marcada trae una regla de trescientos píxeles que equivalen a cinco micras. Cómo se define esa escala no lo voy a explicar hoy; lo vemos en la tercera sesión, cuando revisemos el sistema por dentro.</w:t>
       </w:r>
     </w:p>
     <w:p>
@@ -471,12 +466,12 @@
     </w:p>
     <w:p>
       <w:r>
-        <w:t>Al fijar una escala única para todas las imágenes, el sistema estandariza el tamaño: cualquier imagen se interpreta con la misma relación entre píxeles y micras. Eso permite comparar entre imágenes y entre personas. Y al declararla en cada resultado, quien lee un número sabe con qué regla se calculó. Si en el futuro se decide usar otra escala, o una por cada aumento, se puede cambiar y todo el mundo sabrá que cambió.</w:t>
+        <w:t>Con una escala única, cualquier imagen se interpreta con la misma relación entre píxeles y micras, y eso permite comparar entre imágenes y entre personas. Además, como cada resultado la declara, quien lee un número sabe con qué regla se calculó. Si en el futuro se decide usar otra escala, o una por cada aumento, se puede cambiar y todos sabrán que cambió.</w:t>
       </w:r>
     </w:p>
     <w:p>
       <w:r>
-        <w:t>Un último detalle, con un ejemplo. Una micra cuadrada son sesenta por sesenta píxeles, tres mil seiscientos. Entonces, si una cabeza ocupa siete mil doscientos píxeles, su área es de dos micras cuadradas. Y si ocupa mil ochocientos, media micra cuadrada. Con cuentas así, que cualquiera puede repetir con una calculadora, se pasa de lo que la computadora ve a lo que el investigador necesita.</w:t>
+        <w:t>Un último ejemplo: si una cabeza ocupa siete mil doscientos píxeles, su área es de dos micras cuadradas, y si ocupa mil ochocientos, media micra cuadrada. Con cuentas así, que cualquiera puede repetir con una calculadora, se pasa de lo que la computadora ve a lo que el investigador necesita.</w:t>
       </w:r>
     </w:p>
     <w:p>

--- a/docs/capacitacion/guion youtube/video-2-que-son-las-imagenes-natural.docx
+++ b/docs/capacitacion/guion youtube/video-2-que-son-las-imagenes-natural.docx
@@ -155,7 +155,7 @@
     </w:p>
     <w:p>
       <w:r>
-        <w:t>Un ejemplo. El naranja de una cabeza brillante podría tener doscientos cuarenta de rojo, ciento veintidós de verde y cuarenta y dos de azul. Mucho rojo, un verde medio y casi nada de azul. Si tuviera menos verde, treinta por ejemplo, se vería más rojo. Con más verde, doscientos por ejemplo, se vería más amarillo. Y eso es justo lo que nos permite medir el color de cada cabeza: comparar cuánto rojo y cuánto verde hay dentro de su contorno.</w:t>
+        <w:t>Un ejemplo. El naranja de una cabeza brillante podría tener doscientos cuarenta de rojo, ciento veintidós de verde y cuarenta y dos de azul. Mucho rojo, un verde medio y casi nada de azul. Si tuviera menos verde, treinta por ejemplo, se vería más rojo. Con más verde, doscientos por ejemplo, se vería más amarillo. Con tres números, entonces, queda descrito el color de cada píxel.</w:t>
       </w:r>
     </w:p>
     <w:p>

--- a/docs/capacitacion/guion youtube/video-2-que-son-las-imagenes-natural.docx
+++ b/docs/capacitacion/guion youtube/video-2-que-son-las-imagenes-natural.docx
@@ -12,7 +12,7 @@
     </w:p>
     <w:p>
       <w:r>
-        <w:t>Image Bio Pro · Sesión 1 · Capacitación en video</w:t>
+        <w:t>Image Bio Pro · Módulo 1 · Capacitación en video</w:t>
       </w:r>
     </w:p>
     <w:p>
@@ -247,7 +247,7 @@
     </w:p>
     <w:p>
       <w:r>
-        <w:t>Seguramente se están preguntando: ¿y no bastaría con decir que todo píxel por encima de cierto valor es célula? Es una idea natural, de hecho es el primer intento que se suele hacer. Se llama umbralización: se elige un umbral y todo lo que lo supera se considera objeto. Funciona razonablemente cuando las células están separadas y bien iluminadas. Falla cuando se tocan, cuando hay manchas brillantes que no son células, o cuando el brillo cambia de una imagen a otra. Más adelante, en esta misma sesión, vemos por qué no basta y cómo una red neuronal retoma esa idea y suma otros factores. Por ahora quédense con la intuición de que la computadora, en el fondo, está comparando números.</w:t>
+        <w:t>Seguramente se están preguntando: ¿y no bastaría con decir que todo píxel por encima de cierto valor es célula? Es una idea natural, de hecho es el primer intento que se suele hacer. Se llama umbralización: se elige un umbral y todo lo que lo supera se considera objeto. Funciona razonablemente cuando las células están separadas y bien iluminadas. Falla cuando se tocan, cuando hay manchas brillantes que no son células, o cuando el brillo cambia de una imagen a otra. Más adelante, en este mismo módulo, vemos por qué no basta y cómo una red neuronal retoma esa idea y suma otros factores. Por ahora quédense con la intuición de que la computadora, en el fondo, está comparando números.</w:t>
       </w:r>
     </w:p>
     <w:p>
@@ -451,7 +451,7 @@
     </w:p>
     <w:p>
       <w:r>
-        <w:t>Por eso el sitio aplica la misma escala a todas. Es de sesenta píxeles por micra, y cada resultado dice cuál se usó. La imagen marcada trae una regla de trescientos píxeles que equivalen a cinco micras. Cómo se define esa escala no lo voy a explicar hoy; lo vemos en la tercera sesión, cuando revisemos el sistema por dentro.</w:t>
+        <w:t>Por eso el sitio aplica la misma escala a todas. Es de sesenta píxeles por micra, y cada resultado dice cuál se usó. La imagen marcada trae una regla de trescientos píxeles que equivalen a cinco micras. Cómo se define esa escala no lo voy a explicar hoy; lo vemos en el tercer módulo, cuando revisemos el sistema por dentro.</w:t>
       </w:r>
     </w:p>
     <w:p>

--- a/docs/capacitacion/guion youtube/video-2-que-son-las-imagenes-natural.docx
+++ b/docs/capacitacion/guion youtube/video-2-que-son-las-imagenes-natural.docx
@@ -12,7 +12,7 @@
     </w:p>
     <w:p>
       <w:r>
-        <w:t>Image Bio Pro · Módulo 1 · Capacitación en video</w:t>
+        <w:t>BioImage-Repro UAM · Módulo 1 · Capacitación en video</w:t>
       </w:r>
     </w:p>
     <w:p>
